--- a/informes_finales/informe_70_G.docx
+++ b/informes_finales/informe_70_G.docx
@@ -52,6 +52,56 @@
       </w:pPr>
       <w:r>
         <w:t xml:space="preserve">CONSIDERANDO:</w:t>
+      </w:r>
+    </w:p>
+    <w:p>
+      <w:pPr>
+        <w:spacing w:after="120"/>
+        <w:ind w:left="720" w:hanging="720"/>
+        <w:jc w:val="both"/>
+      </w:pPr>
+      <w:r>
+        <w:t xml:space="preserve">1.	Que, a fojas 1 a 2, consta Resolución N°581/VRAC/2025;</w:t>
+      </w:r>
+    </w:p>
+    <w:p>
+      <w:pPr>
+        <w:spacing w:after="120"/>
+        <w:ind w:left="720" w:hanging="720"/>
+        <w:jc w:val="both"/>
+      </w:pPr>
+      <w:r>
+        <w:t xml:space="preserve">2.	Que, a fojas 3, consta Memorándum N°6/2025;</w:t>
+      </w:r>
+    </w:p>
+    <w:p>
+      <w:pPr>
+        <w:spacing w:after="120"/>
+        <w:ind w:left="720" w:hanging="720"/>
+        <w:jc w:val="both"/>
+      </w:pPr>
+      <w:r>
+        <w:t xml:space="preserve">3.	Que, a fojas 4, consta Reservado N°7/2025;</w:t>
+      </w:r>
+    </w:p>
+    <w:p>
+      <w:pPr>
+        <w:spacing w:after="120"/>
+        <w:ind w:left="720" w:hanging="720"/>
+        <w:jc w:val="both"/>
+      </w:pPr>
+      <w:r>
+        <w:t xml:space="preserve">4.	Que, a fojas 5 a 6, consta Denuncia de Jacquelinne Rodríguez Álvarez;</w:t>
+      </w:r>
+    </w:p>
+    <w:p>
+      <w:pPr>
+        <w:spacing w:after="120"/>
+        <w:ind w:left="720" w:hanging="720"/>
+        <w:jc w:val="both"/>
+      </w:pPr>
+      <w:r>
+        <w:t xml:space="preserve">5.	Que, a fojas 7, consta Constancia de Sintia Orellana Yévenes;</w:t>
       </w:r>
     </w:p>
     <w:p>
